--- a/ERP Plan/For MSCAST/MSCAST ERP - Operating Recommendations.docx
+++ b/ERP Plan/For MSCAST/MSCAST ERP - Operating Recommendations.docx
@@ -4195,38 +4195,23 @@
         <w:t xml:space="preserve"> </w:t>
       </w:r>
       <w:r>
-        <w:t xml:space="preserve">38 PASS, 3 WARN, 1 FAIL — its true state, left as is:</w:t>
-      </w:r>
-    </w:p>
-    <w:p>
-      <w:pPr>
-        <w:numPr>
-          <w:ilvl w:val="1"/>
-          <w:numId w:val="1029"/>
-        </w:numPr>
-        <w:pStyle w:val="Compact"/>
-      </w:pPr>
+        <w:t xml:space="preserve">the same, 40 PASS, 2 WARN, 0 FAIL. MSCAST’s own administrators (Aiqaz and Arham Chandankeri) are listed in site config</w:t>
+      </w:r>
+      <w:r>
+        <w:t xml:space="preserve"> </w:t>
+      </w:r>
       <w:r>
         <w:rPr>
           <w:rStyle w:val="VerbatimChar"/>
         </w:rPr>
-        <w:t xml:space="preserve">T10c</w:t>
-      </w:r>
-      <w:r>
-        <w:t xml:space="preserve"> </w:t>
-      </w:r>
-      <w:r>
-        <w:t xml:space="preserve">fails: demo biometric punches were deleted by MSCAST’s trial admin.</w:t>
-      </w:r>
-    </w:p>
-    <w:p>
-      <w:pPr>
-        <w:numPr>
-          <w:ilvl w:val="1"/>
-          <w:numId w:val="1029"/>
-        </w:numPr>
-        <w:pStyle w:val="Compact"/>
-      </w:pPr>
+        <w:t xml:space="preserve">mscast_admins</w:t>
+      </w:r>
+      <w:r>
+        <w:t xml:space="preserve">, so</w:t>
+      </w:r>
+      <w:r>
+        <w:t xml:space="preserve"> </w:t>
+      </w:r>
       <w:r>
         <w:rPr>
           <w:rStyle w:val="VerbatimChar"/>
@@ -4237,19 +4222,7 @@
         <w:t xml:space="preserve"> </w:t>
       </w:r>
       <w:r>
-        <w:t xml:space="preserve">warns: Aiqaz was given</w:t>
-      </w:r>
-      <w:r>
-        <w:t xml:space="preserve"> </w:t>
-      </w:r>
-      <w:r>
-        <w:rPr>
-          <w:rStyle w:val="VerbatimChar"/>
-        </w:rPr>
-        <w:t xml:space="preserve">System Manager</w:t>
-      </w:r>
-      <w:r>
-        <w:t xml:space="preserve">.</w:t>
+        <w:t xml:space="preserve">accepts them and still warns about anyone else.</w:t>
       </w:r>
     </w:p>
     <w:bookmarkEnd w:id="41"/>
@@ -4687,9 +4660,6 @@
     </w:lvlOverride>
   </w:num>
   <w:num w:numId="1028">
-    <w:abstractNumId w:val="991"/>
-  </w:num>
-  <w:num w:numId="1029">
     <w:abstractNumId w:val="991"/>
   </w:num>
 </w:numbering>
